--- a/_demos/Demo_ITF.docx
+++ b/_demos/Demo_ITF.docx
@@ -4,7 +4,48 @@
   <w:body>
     <w:p>
       <w:pPr>
-        <w:spacing w:after="100" w:before="1000"/>
+        <w:spacing w:after="0"/>
+      </w:pPr>
+      <w:r>
+        <w:drawing>
+          <wp:inline distT="0" distB="0" distL="0" distR="0">
+            <wp:extent cx="1514475" cy="723900"/>
+            <wp:docPr id="9901" name="logo_ephec" descr="Logo de l'EPHEC" title="EPHEC"/>
+            <wp:cNvGraphicFramePr>
+              <a:graphicFrameLocks xmlns:a="http://schemas.openxmlformats.org/drawingml/2006/main" noChangeAspect="1"/>
+            </wp:cNvGraphicFramePr>
+            <a:graphic xmlns:a="http://schemas.openxmlformats.org/drawingml/2006/main">
+              <a:graphicData uri="http://schemas.openxmlformats.org/drawingml/2006/picture">
+                <pic:pic xmlns:pic="http://schemas.openxmlformats.org/drawingml/2006/picture">
+                  <pic:nvPicPr>
+                    <pic:cNvPr id="9901" name="logo_ephec.png"/>
+                    <pic:cNvPicPr/>
+                  </pic:nvPicPr>
+                  <pic:blipFill>
+                    <a:blip xmlns:r="http://schemas.openxmlformats.org/officeDocument/2006/relationships" r:embed="rIdLogoEphec"/>
+                    <a:stretch>
+                      <a:fillRect/>
+                    </a:stretch>
+                  </pic:blipFill>
+                  <pic:spPr>
+                    <a:xfrm>
+                      <a:off x="0" y="0"/>
+                      <a:ext cx="1514475" cy="723900"/>
+                    </a:xfrm>
+                    <a:prstGeom prst="rect">
+                      <a:avLst/>
+                    </a:prstGeom>
+                  </pic:spPr>
+                </pic:pic>
+              </a:graphicData>
+            </a:graphic>
+          </wp:inline>
+        </w:drawing>
+      </w:r>
+    </w:p>
+    <w:p>
+      <w:pPr>
+        <w:spacing w:after="100" w:before="500"/>
         <w:jc w:val="center"/>
       </w:pPr>
       <w:r>
@@ -420,10 +461,10 @@
       </w:r>
       <w:r>
         <w:rPr>
-          <w:rFonts w:ascii="Consolas" w:cs="Consolas" w:eastAsia="Consolas" w:hAnsi="Consolas"/>
-          <w:color w:val="8B2500"/>
-          <w:sz w:val="22"/>
-          <w:szCs w:val="22"/>
+          <w:rFonts w:ascii="Consolas" w:hAnsi="Consolas" w:cs="Consolas"/>
+          <w:color w:val="E97132" w:themeColor="accent2"/>
+          <w:sz w:val="18"/>
+          <w:szCs w:val="18"/>
         </w:rPr>
         <w:t xml:space="preserve">Magasin</w:t>
       </w:r>
@@ -436,10 +477,10 @@
       </w:r>
       <w:r>
         <w:rPr>
-          <w:rFonts w:ascii="Consolas" w:cs="Consolas" w:eastAsia="Consolas" w:hAnsi="Consolas"/>
-          <w:color w:val="8B2500"/>
-          <w:sz w:val="22"/>
-          <w:szCs w:val="22"/>
+          <w:rFonts w:ascii="Consolas" w:hAnsi="Consolas" w:cs="Consolas"/>
+          <w:color w:val="E97132" w:themeColor="accent2"/>
+          <w:sz w:val="18"/>
+          <w:szCs w:val="18"/>
         </w:rPr>
         <w:t xml:space="preserve">update()</w:t>
       </w:r>
@@ -452,10 +493,10 @@
       </w:r>
       <w:r>
         <w:rPr>
-          <w:rFonts w:ascii="Consolas" w:cs="Consolas" w:eastAsia="Consolas" w:hAnsi="Consolas"/>
-          <w:color w:val="8B2500"/>
-          <w:sz w:val="22"/>
-          <w:szCs w:val="22"/>
+          <w:rFonts w:ascii="Consolas" w:hAnsi="Consolas" w:cs="Consolas"/>
+          <w:color w:val="E97132" w:themeColor="accent2"/>
+          <w:sz w:val="18"/>
+          <w:szCs w:val="18"/>
         </w:rPr>
         <w:t xml:space="preserve">fournisseur.addSubscriber(epicerie)</w:t>
       </w:r>
@@ -580,10 +621,10 @@
       </w:r>
       <w:r>
         <w:rPr>
-          <w:rFonts w:ascii="Consolas" w:cs="Consolas" w:eastAsia="Consolas" w:hAnsi="Consolas"/>
-          <w:color w:val="8B2500"/>
-          <w:sz w:val="22"/>
-          <w:szCs w:val="22"/>
+          <w:rFonts w:ascii="Consolas" w:hAnsi="Consolas" w:cs="Consolas"/>
+          <w:color w:val="E97132" w:themeColor="accent2"/>
+          <w:sz w:val="18"/>
+          <w:szCs w:val="18"/>
         </w:rPr>
         <w:t xml:space="preserve">Magasin</w:t>
       </w:r>
@@ -596,10 +637,10 @@
       </w:r>
       <w:r>
         <w:rPr>
-          <w:rFonts w:ascii="Consolas" w:cs="Consolas" w:eastAsia="Consolas" w:hAnsi="Consolas"/>
-          <w:color w:val="8B2500"/>
-          <w:sz w:val="22"/>
-          <w:szCs w:val="22"/>
+          <w:rFonts w:ascii="Consolas" w:hAnsi="Consolas" w:cs="Consolas"/>
+          <w:color w:val="E97132" w:themeColor="accent2"/>
+          <w:sz w:val="18"/>
+          <w:szCs w:val="18"/>
         </w:rPr>
         <w:t xml:space="preserve">Client</w:t>
       </w:r>
@@ -712,10 +753,10 @@
       </w:r>
       <w:r>
         <w:rPr>
-          <w:rFonts w:ascii="Consolas" w:cs="Consolas" w:eastAsia="Consolas" w:hAnsi="Consolas"/>
-          <w:color w:val="8B2500"/>
-          <w:sz w:val="22"/>
-          <w:szCs w:val="22"/>
+          <w:rFonts w:ascii="Consolas" w:hAnsi="Consolas" w:cs="Consolas"/>
+          <w:color w:val="E97132" w:themeColor="accent2"/>
+          <w:sz w:val="18"/>
+          <w:szCs w:val="18"/>
         </w:rPr>
         <w:t xml:space="preserve">Abonne</w:t>
       </w:r>
@@ -728,10 +769,10 @@
       </w:r>
       <w:r>
         <w:rPr>
-          <w:rFonts w:ascii="Consolas" w:cs="Consolas" w:eastAsia="Consolas" w:hAnsi="Consolas"/>
-          <w:color w:val="8B2500"/>
-          <w:sz w:val="22"/>
-          <w:szCs w:val="22"/>
+          <w:rFonts w:ascii="Consolas" w:hAnsi="Consolas" w:cs="Consolas"/>
+          <w:color w:val="E97132" w:themeColor="accent2"/>
+          <w:sz w:val="18"/>
+          <w:szCs w:val="18"/>
         </w:rPr>
         <w:t xml:space="preserve">update()</w:t>
       </w:r>
@@ -744,10 +785,10 @@
       </w:r>
       <w:r>
         <w:rPr>
-          <w:rFonts w:ascii="Consolas" w:cs="Consolas" w:eastAsia="Consolas" w:hAnsi="Consolas"/>
-          <w:color w:val="8B2500"/>
-          <w:sz w:val="22"/>
-          <w:szCs w:val="22"/>
+          <w:rFonts w:ascii="Consolas" w:hAnsi="Consolas" w:cs="Consolas"/>
+          <w:color w:val="E97132" w:themeColor="accent2"/>
+          <w:sz w:val="18"/>
+          <w:szCs w:val="18"/>
         </w:rPr>
         <w:t xml:space="preserve">Client</w:t>
       </w:r>
@@ -760,10 +801,10 @@
       </w:r>
       <w:r>
         <w:rPr>
-          <w:rFonts w:ascii="Consolas" w:cs="Consolas" w:eastAsia="Consolas" w:hAnsi="Consolas"/>
-          <w:color w:val="8B2500"/>
-          <w:sz w:val="22"/>
-          <w:szCs w:val="22"/>
+          <w:rFonts w:ascii="Consolas" w:hAnsi="Consolas" w:cs="Consolas"/>
+          <w:color w:val="E97132" w:themeColor="accent2"/>
+          <w:sz w:val="18"/>
+          <w:szCs w:val="18"/>
         </w:rPr>
         <w:t xml:space="preserve">Abonne</w:t>
       </w:r>
@@ -956,31 +997,47 @@
             </w:r>
             <w:r>
               <w:rPr>
-                <w:rFonts w:ascii="Consolas" w:cs="Consolas" w:eastAsia="Consolas" w:hAnsi="Consolas"/>
-                <w:color w:val="8B2500"/>
+                <w:rFonts w:ascii="Consolas" w:hAnsi="Consolas" w:cs="Consolas"/>
+                <w:color w:val="E97132" w:themeColor="accent2"/>
+                <w:sz w:val="18"/>
+                <w:szCs w:val="18"/>
+              </w:rPr>
+              <w:t xml:space="preserve">implements Abonne</w:t>
+            </w:r>
+            <w:r>
+              <w:rPr>
                 <w:sz w:val="22"/>
                 <w:szCs w:val="22"/>
               </w:rPr>
-              <w:t xml:space="preserve">implements Abonne</w:t>
-            </w:r>
+              <w:t xml:space="preserve"> sur une des deux classes.</w:t>
+            </w:r>
+          </w:p>
+          <w:p>
+            <w:pPr>
+              <w:spacing w:after="80"/>
+            </w:pPr>
             <w:r>
               <w:rPr>
                 <w:sz w:val="22"/>
                 <w:szCs w:val="22"/>
               </w:rPr>
-              <w:t xml:space="preserve"> sur une des deux classes.</w:t>
-            </w:r>
-          </w:p>
-          <w:p>
-            <w:pPr>
-              <w:spacing w:after="80"/>
-            </w:pPr>
+              <w:t xml:space="preserve">Le message d'erreur ne dit pas « il manque </w:t>
+            </w:r>
+            <w:r>
+              <w:rPr>
+                <w:rFonts w:ascii="Consolas" w:hAnsi="Consolas" w:cs="Consolas"/>
+                <w:color w:val="E97132" w:themeColor="accent2"/>
+                <w:sz w:val="18"/>
+                <w:szCs w:val="18"/>
+              </w:rPr>
+              <w:t xml:space="preserve">implements</w:t>
+            </w:r>
             <w:r>
               <w:rPr>
                 <w:sz w:val="22"/>
                 <w:szCs w:val="22"/>
               </w:rPr>
-              <w:t xml:space="preserve">Le message d'erreur ne dit pas « il manque implements » : il dit qu'on ne peut pas convertir un Client en Abonne. Laisser chercher.</w:t>
+              <w:t xml:space="preserve"> » : il dit qu'on ne peut pas convertir un Client en Abonne. Laisser chercher.</w:t>
             </w:r>
           </w:p>
           <w:p>
@@ -1117,7 +1174,8 @@
             </w:pPr>
             <w:r>
               <w:rPr>
-                <w:rFonts w:ascii="Consolas" w:cs="Consolas" w:eastAsia="Consolas" w:hAnsi="Consolas"/>
+                <w:rFonts w:ascii="Consolas" w:hAnsi="Consolas" w:cs="Consolas"/>
+                <w:color w:val="E97132" w:themeColor="accent2"/>
                 <w:sz w:val="18"/>
                 <w:szCs w:val="18"/>
               </w:rPr>
@@ -1169,7 +1227,8 @@
             </w:pPr>
             <w:r>
               <w:rPr>
-                <w:rFonts w:ascii="Consolas" w:cs="Consolas" w:eastAsia="Consolas" w:hAnsi="Consolas"/>
+                <w:rFonts w:ascii="Consolas" w:hAnsi="Consolas" w:cs="Consolas"/>
+                <w:color w:val="E97132" w:themeColor="accent2"/>
                 <w:sz w:val="18"/>
                 <w:szCs w:val="18"/>
               </w:rPr>
@@ -1232,10 +1291,10 @@
       </w:r>
       <w:r>
         <w:rPr>
-          <w:rFonts w:ascii="Consolas" w:cs="Consolas" w:eastAsia="Consolas" w:hAnsi="Consolas"/>
-          <w:color w:val="8B2500"/>
-          <w:sz w:val="22"/>
-          <w:szCs w:val="22"/>
+          <w:rFonts w:ascii="Consolas" w:hAnsi="Consolas" w:cs="Consolas"/>
+          <w:color w:val="E97132" w:themeColor="accent2"/>
+          <w:sz w:val="18"/>
+          <w:szCs w:val="18"/>
         </w:rPr>
         <w:t xml:space="preserve">python3 _outils/preparer_demo.py itf</w:t>
       </w:r>
@@ -1514,7 +1573,13 @@
 <file path=word/styles.xml><?xml version="1.0" encoding="utf-8"?>
 <w:styles xmlns:mc="http://schemas.openxmlformats.org/markup-compatibility/2006" xmlns:r="http://schemas.openxmlformats.org/officeDocument/2006/relationships" xmlns:w="http://schemas.openxmlformats.org/wordprocessingml/2006/main" xmlns:w14="http://schemas.microsoft.com/office/word/2010/wordml" xmlns:w15="http://schemas.microsoft.com/office/word/2012/wordml" mc:Ignorable="w14 w15">
   <w:docDefaults>
-    <w:rPrDefault/>
+    <w:rPrDefault>
+      <w:rPr>
+        <w:rFonts w:ascii="Cormorant Garamond" w:hAnsi="Cormorant Garamond" w:eastAsia="Cormorant Garamond" w:cs="Cormorant Garamond"/>
+        <w:sz w:val="22"/>
+        <w:szCs w:val="22"/>
+      </w:rPr>
+    </w:rPrDefault>
     <w:pPrDefault/>
   </w:docDefaults>
   <w:style w:type="paragraph" w:styleId="Title">
@@ -1523,6 +1588,7 @@
     <w:next w:val="Normal"/>
     <w:qFormat/>
     <w:rPr>
+      <w:rFonts w:ascii="Cormorant Garamond" w:hAnsi="Cormorant Garamond" w:eastAsia="Cormorant Garamond" w:cs="Cormorant Garamond"/>
       <w:sz w:val="56"/>
       <w:szCs w:val="56"/>
     </w:rPr>
@@ -1533,6 +1599,7 @@
     <w:next w:val="Normal"/>
     <w:qFormat/>
     <w:rPr>
+      <w:rFonts w:ascii="Cormorant Garamond" w:hAnsi="Cormorant Garamond" w:eastAsia="Cormorant Garamond" w:cs="Cormorant Garamond"/>
       <w:color w:val="2E74B5"/>
       <w:sz w:val="32"/>
       <w:szCs w:val="32"/>
@@ -1544,6 +1611,7 @@
     <w:next w:val="Normal"/>
     <w:qFormat/>
     <w:rPr>
+      <w:rFonts w:ascii="Cormorant Garamond" w:hAnsi="Cormorant Garamond" w:eastAsia="Cormorant Garamond" w:cs="Cormorant Garamond"/>
       <w:color w:val="2E74B5"/>
       <w:sz w:val="26"/>
       <w:szCs w:val="26"/>
@@ -1555,6 +1623,7 @@
     <w:next w:val="Normal"/>
     <w:qFormat/>
     <w:rPr>
+      <w:rFonts w:ascii="Cormorant Garamond" w:hAnsi="Cormorant Garamond" w:eastAsia="Cormorant Garamond" w:cs="Cormorant Garamond"/>
       <w:color w:val="1F4D78"/>
       <w:sz w:val="24"/>
       <w:szCs w:val="24"/>
@@ -1566,6 +1635,7 @@
     <w:next w:val="Normal"/>
     <w:qFormat/>
     <w:rPr>
+      <w:rFonts w:ascii="Cormorant Garamond" w:hAnsi="Cormorant Garamond" w:eastAsia="Cormorant Garamond" w:cs="Cormorant Garamond"/>
       <w:i/>
       <w:iCs/>
       <w:color w:val="2E74B5"/>
@@ -1577,6 +1647,7 @@
     <w:next w:val="Normal"/>
     <w:qFormat/>
     <w:rPr>
+      <w:rFonts w:ascii="Cormorant Garamond" w:hAnsi="Cormorant Garamond" w:eastAsia="Cormorant Garamond" w:cs="Cormorant Garamond"/>
       <w:color w:val="2E74B5"/>
     </w:rPr>
   </w:style>
@@ -1586,6 +1657,7 @@
     <w:next w:val="Normal"/>
     <w:qFormat/>
     <w:rPr>
+      <w:rFonts w:ascii="Cormorant Garamond" w:hAnsi="Cormorant Garamond" w:eastAsia="Cormorant Garamond" w:cs="Cormorant Garamond"/>
       <w:color w:val="1F4D78"/>
     </w:rPr>
   </w:style>

--- a/_demos/Demo_ITF.docx
+++ b/_demos/Demo_ITF.docx
@@ -4,13 +4,16 @@
   <w:body>
     <w:p>
       <w:pPr>
-        <w:spacing w:after="0"/>
+        <w:tabs>
+          <w:tab w:val="right" w:pos="9026"/>
+        </w:tabs>
       </w:pPr>
       <w:r>
         <w:drawing>
           <wp:inline distT="0" distB="0" distL="0" distR="0">
             <wp:extent cx="1514475" cy="723900"/>
-            <wp:docPr id="9901" name="logo_ephec" descr="Logo de l'EPHEC" title="EPHEC"/>
+            <wp:effectExtent t="0" r="0" b="0" l="0"/>
+            <wp:docPr id="1" name="logo" descr="Logo de l'EPHEC" title="EPHEC"/>
             <wp:cNvGraphicFramePr>
               <a:graphicFrameLocks xmlns:a="http://schemas.openxmlformats.org/drawingml/2006/main" noChangeAspect="1"/>
             </wp:cNvGraphicFramePr>
@@ -18,16 +21,19 @@
               <a:graphicData uri="http://schemas.openxmlformats.org/drawingml/2006/picture">
                 <pic:pic xmlns:pic="http://schemas.openxmlformats.org/drawingml/2006/picture">
                   <pic:nvPicPr>
-                    <pic:cNvPr id="9901" name="logo_ephec.png"/>
-                    <pic:cNvPicPr/>
+                    <pic:cNvPr id="0" name="" descr=""/>
+                    <pic:cNvPicPr>
+                      <a:picLocks noChangeAspect="1" noChangeArrowheads="1"/>
+                    </pic:cNvPicPr>
                   </pic:nvPicPr>
                   <pic:blipFill>
-                    <a:blip xmlns:r="http://schemas.openxmlformats.org/officeDocument/2006/relationships" r:embed="rIdLogoEphec"/>
+                    <a:blip r:embed="rId7" cstate="none"/>
+                    <a:srcRect/>
                     <a:stretch>
                       <a:fillRect/>
                     </a:stretch>
                   </pic:blipFill>
-                  <pic:spPr>
+                  <pic:spPr bwMode="auto">
                     <a:xfrm>
                       <a:off x="0" y="0"/>
                       <a:ext cx="1514475" cy="723900"/>
@@ -42,52 +48,88 @@
           </wp:inline>
         </w:drawing>
       </w:r>
-    </w:p>
-    <w:p>
-      <w:pPr>
-        <w:spacing w:after="100" w:before="500"/>
-        <w:jc w:val="center"/>
-      </w:pPr>
-      <w:r>
-        <w:rPr>
-          <w:color w:val="595959"/>
-          <w:sz w:val="24"/>
-          <w:szCs w:val="24"/>
-        </w:rPr>
-        <w:t xml:space="preserve">Démonstration du cours</w:t>
-      </w:r>
-    </w:p>
-    <w:p>
-      <w:pPr>
-        <w:spacing w:after="100"/>
-        <w:jc w:val="center"/>
-      </w:pPr>
-      <w:r>
-        <w:rPr>
+      <w:r>
+        <w:rPr>
+          <w:rFonts w:ascii="Calibri" w:cs="Calibri" w:eastAsia="Calibri" w:hAnsi="Calibri"/>
+          <w:sz w:val="36"/>
+          <w:szCs w:val="36"/>
+        </w:rPr>
+        <w:tab/>
+      </w:r>
+      <w:r>
+        <w:rPr>
+          <w:rFonts w:ascii="Calibri" w:cs="Calibri" w:eastAsia="Calibri" w:hAnsi="Calibri"/>
+          <w:color w:val="000000"/>
+          <w:sz w:val="36"/>
+          <w:szCs w:val="36"/>
+        </w:rPr>
+        <w:t xml:space="preserve">Année académique </w:t>
+      </w:r>
+      <w:r>
+        <w:rPr>
+          <w:rFonts w:ascii="Calibri" w:cs="Calibri" w:eastAsia="Calibri" w:hAnsi="Calibri"/>
           <w:b/>
           <w:bCs/>
-          <w:color w:val="1F4E79"/>
-          <w:sz w:val="52"/>
-          <w:szCs w:val="52"/>
-        </w:rPr>
-        <w:t xml:space="preserve">ITF</w:t>
-      </w:r>
-    </w:p>
-    <w:p>
-      <w:pPr>
-        <w:spacing w:after="300"/>
+          <w:color w:val="000000"/>
+          <w:sz w:val="36"/>
+          <w:szCs w:val="36"/>
+        </w:rPr>
+        <w:t xml:space="preserve">2026-2027</w:t>
+      </w:r>
+    </w:p>
+    <w:p>
+      <w:pPr>
+        <w:spacing w:after="120" w:before="3900"/>
         <w:jc w:val="center"/>
       </w:pPr>
       <w:r>
         <w:rPr>
+          <w:rFonts w:ascii="Calibri" w:cs="Calibri" w:eastAsia="Calibri" w:hAnsi="Calibri"/>
+          <w:color w:val="000000"/>
+          <w:sz w:val="36"/>
+          <w:szCs w:val="36"/>
+        </w:rPr>
+        <w:t xml:space="preserve">Démonstration du cours</w:t>
+      </w:r>
+    </w:p>
+    <w:p>
+      <w:pPr>
+        <w:spacing w:after="100" w:before="0"/>
+        <w:jc w:val="center"/>
+      </w:pPr>
+      <w:r>
+        <w:rPr>
+          <w:rFonts w:ascii="Calibri" w:cs="Calibri" w:eastAsia="Calibri" w:hAnsi="Calibri"/>
           <w:b/>
           <w:bCs/>
-          <w:color w:val="1F4E79"/>
-          <w:sz w:val="30"/>
-          <w:szCs w:val="30"/>
+          <w:color w:val="000000"/>
+          <w:sz w:val="72"/>
+          <w:szCs w:val="72"/>
+        </w:rPr>
+        <w:t xml:space="preserve">ITF</w:t>
+      </w:r>
+    </w:p>
+    <w:p>
+      <w:pPr>
+        <w:spacing w:after="200" w:before="0"/>
+        <w:jc w:val="center"/>
+      </w:pPr>
+      <w:r>
+        <w:rPr>
+          <w:rFonts w:ascii="Calibri" w:cs="Calibri" w:eastAsia="Calibri" w:hAnsi="Calibri"/>
+          <w:b/>
+          <w:bCs/>
+          <w:color w:val="000000"/>
+          <w:sz w:val="40"/>
+          <w:szCs w:val="40"/>
         </w:rPr>
         <w:t xml:space="preserve">Trois mots, et le programme accepte l'inconnu</w:t>
       </w:r>
+    </w:p>
+    <w:p>
+      <w:pPr>
+        <w:spacing w:before="400"/>
+      </w:pPr>
     </w:p>
     <w:tbl>
       <w:tblPr>
@@ -266,44 +308,44 @@
     </w:tbl>
     <w:p>
       <w:pPr>
-        <w:spacing w:after="120"/>
-      </w:pPr>
-      <w:r>
-        <w:rPr>
-          <w:sz w:val="22"/>
-          <w:szCs w:val="22"/>
-        </w:rPr>
-        <w:t xml:space="preserve"/>
-      </w:r>
-    </w:p>
-    <w:p>
-      <w:pPr>
-        <w:spacing w:after="120"/>
+        <w:spacing w:after="120" w:before="300"/>
         <w:jc w:val="center"/>
       </w:pPr>
       <w:r>
         <w:rPr>
+          <w:rFonts w:ascii="Calibri" w:cs="Calibri" w:eastAsia="Calibri" w:hAnsi="Calibri"/>
           <w:i/>
           <w:iCs/>
-          <w:color w:val="595959"/>
-          <w:sz w:val="22"/>
-          <w:szCs w:val="22"/>
+          <w:color w:val="000000"/>
+          <w:sz w:val="28"/>
+          <w:szCs w:val="28"/>
         </w:rPr>
         <w:t xml:space="preserve">Document destiné au professeur — ne pas distribuer</w:t>
       </w:r>
     </w:p>
     <w:p>
       <w:pPr>
-        <w:sectPr>
-          <w:pgSz w:w="11906" w:h="16838" w:orient="portrait"/>
-          <w:pgMar w:top="1440" w:right="1440" w:bottom="1440" w:left="1440" w:header="708" w:footer="708" w:gutter="0"/>
-          <w:pgNumType/>
-          <w:docGrid w:linePitch="360"/>
-        </w:sectPr>
-      </w:pPr>
-    </w:p>
-    <w:p>
-      <w:pPr>
+        <w:spacing w:after="120" w:before="4000"/>
+        <w:jc w:val="center"/>
+      </w:pPr>
+      <w:r>
+        <w:rPr>
+          <w:rFonts w:ascii="Calibri" w:cs="Calibri" w:eastAsia="Calibri" w:hAnsi="Calibri"/>
+          <w:color w:val="000000"/>
+          <w:sz w:val="36"/>
+          <w:szCs w:val="36"/>
+        </w:rPr>
+        <w:t xml:space="preserve">EPHEC — Bachelier en informatique, niveau 2</w:t>
+      </w:r>
+    </w:p>
+    <w:p>
+      <w:r>
+        <w:br w:type="page"/>
+      </w:r>
+    </w:p>
+    <w:p>
+      <w:pPr>
+        <w:keepNext w:val="false"/>
         <w:spacing w:after="120"/>
       </w:pPr>
       <w:r>
@@ -350,6 +392,7 @@
     </w:p>
     <w:p>
       <w:pPr>
+        <w:keepNext w:val="false"/>
         <w:spacing w:after="120"/>
       </w:pPr>
       <w:r>
@@ -510,6 +553,7 @@
     </w:p>
     <w:p>
       <w:pPr>
+        <w:keepNext w:val="false"/>
         <w:spacing w:after="120"/>
       </w:pPr>
       <w:r>
@@ -818,6 +862,7 @@
     </w:p>
     <w:p>
       <w:pPr>
+        <w:keepNext w:val="false"/>
         <w:spacing w:after="120"/>
       </w:pPr>
       <w:r>
@@ -918,6 +963,7 @@
     </w:p>
     <w:p>
       <w:pPr>
+        <w:keepNext w:val="false"/>
         <w:spacing w:after="120"/>
       </w:pPr>
       <w:r>
@@ -1314,10 +1360,9 @@
       </w:r>
     </w:p>
     <w:sectPr>
-      <w:footerReference w:type="default" r:id="rId8"/>
       <w:pgSz w:w="11906" w:h="16838" w:orient="portrait"/>
       <w:pgMar w:top="1440" w:right="1440" w:bottom="1440" w:left="1440" w:header="708" w:footer="708" w:gutter="0"/>
-      <w:pgNumType w:start="1"/>
+      <w:pgNumType/>
       <w:docGrid w:linePitch="360"/>
     </w:sectPr>
   </w:body>
@@ -1363,67 +1408,6 @@
     </w:p>
   </w:endnote>
 </w:endnotes>
-</file>
-
-<file path=word/footer1.xml><?xml version="1.0" encoding="utf-8"?>
-<w:ftr xmlns:w="http://schemas.openxmlformats.org/wordprocessingml/2006/main">
-  <w:p>
-    <w:pPr>
-      <w:jc w:val="center"/>
-      <w:rPr>
-        <w:sz w:val="18"/>
-        <w:szCs w:val="18"/>
-        <w:color w:val="595959"/>
-      </w:rPr>
-    </w:pPr>
-    <w:r>
-      <w:rPr>
-        <w:sz w:val="18"/>
-        <w:szCs w:val="18"/>
-        <w:color w:val="595959"/>
-      </w:rPr>
-      <w:t xml:space="preserve">Demo_ITF </w:t>
-    </w:r>
-    <w:r>
-      <w:fldChar w:fldCharType="begin"/>
-    </w:r>
-    <w:r>
-      <w:instrText xml:space="preserve"> PAGE </w:instrText>
-    </w:r>
-    <w:r>
-      <w:fldChar w:fldCharType="separate"/>
-    </w:r>
-    <w:r>
-      <w:t>1</w:t>
-    </w:r>
-    <w:r>
-      <w:fldChar w:fldCharType="end"/>
-    </w:r>
-    <w:r>
-      <w:rPr>
-        <w:sz w:val="18"/>
-        <w:szCs w:val="18"/>
-        <w:color w:val="595959"/>
-      </w:rPr>
-      <w:t xml:space="preserve"> / </w:t>
-    </w:r>
-    <w:r>
-      <w:fldChar w:fldCharType="begin"/>
-    </w:r>
-    <w:r>
-      <w:instrText xml:space="preserve"> SECTIONPAGES </w:instrText>
-    </w:r>
-    <w:r>
-      <w:fldChar w:fldCharType="separate"/>
-    </w:r>
-    <w:r>
-      <w:t>2</w:t>
-    </w:r>
-    <w:r>
-      <w:fldChar w:fldCharType="end"/>
-    </w:r>
-  </w:p>
-</w:ftr>
 </file>
 
 <file path=word/footnotes.xml><?xml version="1.0" encoding="utf-8"?>

--- a/_demos/Demo_ITF.docx
+++ b/_demos/Demo_ITF.docx
@@ -1224,6 +1224,7 @@
                 <w:color w:val="E97132" w:themeColor="accent2"/>
                 <w:sz w:val="18"/>
                 <w:szCs w:val="18"/>
+                <w:u w:val="none"/>
               </w:rPr>
               <w:t xml:space="preserve">CC-CLS.4</w:t>
             </w:r>
@@ -1277,6 +1278,7 @@
                 <w:color w:val="E97132" w:themeColor="accent2"/>
                 <w:sz w:val="18"/>
                 <w:szCs w:val="18"/>
+                <w:u w:val="none"/>
               </w:rPr>
               <w:t xml:space="preserve">CC-OBJ.1</w:t>
             </w:r>
